--- a/DOKU-STUFF/DOKU/Beschreibung der zu prüfenden Funktionen.docx
+++ b/DOKU-STUFF/DOKU/Beschreibung der zu prüfenden Funktionen.docx
@@ -42,7 +42,21 @@
         <w:t xml:space="preserve"> die zu bestückende Leiterkarte, bekommt der Druckmotor mechanisch Gegendruck und die Schaltfahne wird aus dem Drucksensor herausgedrückt, wodurch die Drucksensorspannung ansteigt. </w:t>
       </w:r>
       <w:r>
-        <w:t>Dies ist für die Maschine das Signal, dass das zu bestückende Bauteil auf der Leiterkarte angekommen ist und die Z-Achse wieder nach oben fahren kann (nebst anderen Aktionen wir Vakuum aus, Druckluft an).</w:t>
+        <w:t xml:space="preserve">Dies ist für die Maschine das Signal, dass das zu bestückende Bauteil auf der Leiterkarte angekommen ist und die Z-Achse wieder nach oben fahren kann (nebst anderen Aktionen </w:t>
+      </w:r>
+      <w:proofErr w:type="spellStart"/>
+      <w:r>
+        <w:t>wi</w:t>
+      </w:r>
+      <w:r>
+        <w:t>d</w:t>
+      </w:r>
+      <w:r>
+        <w:t>r</w:t>
+      </w:r>
+      <w:proofErr w:type="spellEnd"/>
+      <w:r>
+        <w:t xml:space="preserve"> Vakuum aus, Druckluft an).</w:t>
       </w:r>
     </w:p>
     <w:p>
@@ -101,8 +115,13 @@
       </w:r>
     </w:p>
     <w:p>
-      <w:r>
-        <w:t xml:space="preserve">Da der Druckmotor nicht </w:t>
+      <w:bookmarkStart w:id="0" w:name="_GoBack"/>
+      <w:r>
+        <w:t xml:space="preserve">Da </w:t>
+      </w:r>
+      <w:bookmarkEnd w:id="0"/>
+      <w:r>
+        <w:t xml:space="preserve">der Druckmotor nicht </w:t>
       </w:r>
       <w:r>
         <w:t xml:space="preserve">wie üblich für einen Elektromotor </w:t>
@@ -212,8 +231,6 @@
       <w:r>
         <w:t xml:space="preserve"> </w:t>
       </w:r>
-      <w:bookmarkStart w:id="0" w:name="_GoBack"/>
-      <w:bookmarkEnd w:id="0"/>
     </w:p>
     <w:sectPr>
       <w:pgSz w:w="11906" w:h="16838"/>
